--- a/docs/report/Chapter5_Draft.docx
+++ b/docs/report/Chapter5_Draft.docx
@@ -1117,21 +1117,163 @@
           <w:szCs w:val="26"/>
           <w:rFonts w:ascii="Times New Roman" w:cs="Times New Roman" w:eastAsia="Times New Roman" w:hAnsi="Times New Roman"/>
         </w:rPr>
-        <w:t xml:space="preserve">5.6  Summary</w:t>
-      </w:r>
-    </w:p>
-    <w:p>
-      <w:pPr>
-        <w:spacing w:after="140" w:line="300"/>
-        <w:jc w:val="both"/>
-      </w:pPr>
-      <w:r>
-        <w:rPr>
-          <w:sz w:val="24"/>
-          <w:szCs w:val="24"/>
-          <w:rFonts w:ascii="Times New Roman" w:cs="Times New Roman" w:eastAsia="Times New Roman" w:hAnsi="Times New Roman"/>
-        </w:rPr>
-        <w:t xml:space="preserve">This chapter described the implementation of RentBridge, from the development environment and layered architecture to the database and each core module — authentication, property listing with maps, semester-based tenancies and Find Housemate, agent verification, multi-party e-signed contracts, commission accounting, and messaging. The implemented system realises the design of Chapter 4 and is validated by the testing described in Chapter 6.</w:t>
+        <w:t xml:space="preserve">5.6  Deployment</w:t>
+      </w:r>
+    </w:p>
+    <w:p>
+      <w:pPr>
+        <w:spacing w:after="140" w:line="300"/>
+        <w:jc w:val="both"/>
+      </w:pPr>
+      <w:r>
+        <w:rPr>
+          <w:sz w:val="24"/>
+          <w:szCs w:val="24"/>
+          <w:rFonts w:ascii="Times New Roman" w:cs="Times New Roman" w:eastAsia="Times New Roman" w:hAnsi="Times New Roman"/>
+        </w:rPr>
+        <w:t xml:space="preserve">To validate the system beyond the local development environment, RentBridge was deployed to InfinityFree, a free shared-hosting provider offering PHP 8.1 and MariaDB, with Brevo used as the production transactional email relay in place of the Mailtrap sandbox used during development. Preparing for this deployment surfaced several issues that only appear once the system leaves a fully-trusted local environment, described below.</w:t>
+      </w:r>
+    </w:p>
+    <w:p>
+      <w:pPr>
+        <w:spacing w:after="140" w:line="300"/>
+        <w:jc w:val="both"/>
+      </w:pPr>
+      <w:r>
+        <w:rPr>
+          <w:sz w:val="24"/>
+          <w:szCs w:val="24"/>
+          <w:rFonts w:ascii="Times New Roman" w:cs="Times New Roman" w:eastAsia="Times New Roman" w:hAnsi="Times New Roman"/>
+        </w:rPr>
+        <w:t xml:space="preserve">A review of the deployment configuration found that includes/mail_config.php had live SMTP credentials committed directly to the project's public GitHub repository. This file was refactored to the same pattern already used for the Google Maps and OpenAI API keys: configuration values are read from environment variables first, with a git-ignored local file as an optional fallback for development, so no credential needs to be committed again. The database-connection error handler was also changed to log the underlying error server-side rather than display it in the browser, and a leftover debug flag that force-enabled PHP error display regardless of the production configuration was removed.</w:t>
+      </w:r>
+    </w:p>
+    <w:p>
+      <w:pPr>
+        <w:spacing w:after="140" w:line="300"/>
+        <w:jc w:val="both"/>
+      </w:pPr>
+      <w:r>
+        <w:rPr>
+          <w:sz w:val="24"/>
+          <w:szCs w:val="24"/>
+          <w:rFonts w:ascii="Times New Roman" w:cs="Times New Roman" w:eastAsia="Times New Roman" w:hAnsi="Times New Roman"/>
+        </w:rPr>
+        <w:t xml:space="preserve">Before deployment, all sixteen incremental SQL migration files were audited against the development database to confirm they had been correctly applied; one migration that had shipped in application code but was never executed against the database was identified and applied. Moving to free shared hosting then surfaced host-specific constraints not present in the local XAMPP environment:</w:t>
+      </w:r>
+    </w:p>
+    <w:p>
+      <w:pPr>
+        <w:pStyle w:val="ListParagraph"/>
+        <w:numPr>
+          <w:ilvl w:val="0"/>
+          <w:numId w:val="1"/>
+        </w:numPr>
+        <w:spacing w:after="60" w:line="288"/>
+      </w:pPr>
+      <w:r>
+        <w:rPr>
+          <w:sz w:val="24"/>
+          <w:szCs w:val="24"/>
+          <w:rFonts w:ascii="Times New Roman" w:cs="Times New Roman" w:eastAsia="Times New Roman" w:hAnsi="Times New Roman"/>
+        </w:rPr>
+        <w:t xml:space="preserve">The hosting provider's database user was not granted the TRIGGER privilege, which the audit-log triggers depend on. Trigger-based audit logging was left inactive on this host, since no part of the application reads from the audit log, only writes to it.</w:t>
+      </w:r>
+    </w:p>
+    <w:p>
+      <w:pPr>
+        <w:pStyle w:val="ListParagraph"/>
+        <w:numPr>
+          <w:ilvl w:val="0"/>
+          <w:numId w:val="1"/>
+        </w:numPr>
+        <w:spacing w:after="60" w:line="288"/>
+      </w:pPr>
+      <w:r>
+        <w:rPr>
+          <w:sz w:val="24"/>
+          <w:szCs w:val="24"/>
+          <w:rFonts w:ascii="Times New Roman" w:cs="Times New Roman" w:eastAsia="Times New Roman" w:hAnsi="Times New Roman"/>
+        </w:rPr>
+        <w:t xml:space="preserve">The database user was also not granted the CREATE PROCEDURE privilege, which the cascade-to-RESTRICT foreign-key migration depended on. That migration was rewritten to use session-variable and PREPARE/EXECUTE dynamic SQL instead of a stored procedure, achieving the same result without the restricted privilege.</w:t>
+      </w:r>
+    </w:p>
+    <w:p>
+      <w:pPr>
+        <w:pStyle w:val="ListParagraph"/>
+        <w:numPr>
+          <w:ilvl w:val="0"/>
+          <w:numId w:val="1"/>
+        </w:numPr>
+        <w:spacing w:after="60" w:line="288"/>
+      </w:pPr>
+      <w:r>
+        <w:rPr>
+          <w:sz w:val="24"/>
+          <w:szCs w:val="24"/>
+          <w:rFonts w:ascii="Times New Roman" w:cs="Times New Roman" w:eastAsia="Times New Roman" w:hAnsi="Times New Roman"/>
+        </w:rPr>
+        <w:t xml:space="preserve">A byte-order-mark character left at the start of three SQL dump files by a Windows-based export tool caused the hosting provider's phpMyAdmin import to fail with a syntax error; the byte-order marks were identified and removed.</w:t>
+      </w:r>
+    </w:p>
+    <w:p>
+      <w:pPr>
+        <w:spacing w:after="140" w:line="300"/>
+        <w:jc w:val="both"/>
+      </w:pPr>
+      <w:r>
+        <w:rPr>
+          <w:sz w:val="24"/>
+          <w:szCs w:val="24"/>
+          <w:rFonts w:ascii="Times New Roman" w:cs="Times New Roman" w:eastAsia="Times New Roman" w:hAnsi="Times New Roman"/>
+        </w:rPr>
+        <w:t xml:space="preserve">Before the production database was migrated, the full automated test suite was re-run to confirm no regression: all thirteen PHPUnit backend tests and all thirty-nine Playwright end-to-end tests passed, with one pre-existing test skipped for an environment-dependent condition unrelated to this work. This process also diagnosed and corrected a genuine gap in the end-to-end test for the multi-party contract-signing flow, where the test had not driven the landlord's signature and so never observed the tenancy reach its fully active state before checking that late co-tenant addition was correctly blocked.</w:t>
+      </w:r>
+    </w:p>
+    <w:p>
+      <w:pPr>
+        <w:spacing w:before="40" w:after="160"/>
+        <w:jc w:val="center"/>
+      </w:pPr>
+      <w:r>
+        <w:rPr>
+          <w:i/>
+          <w:iCs/>
+          <w:sz w:val="22"/>
+          <w:szCs w:val="22"/>
+          <w:rFonts w:ascii="Times New Roman" w:cs="Times New Roman" w:eastAsia="Times New Roman" w:hAnsi="Times New Roman"/>
+        </w:rPr>
+        <w:t xml:space="preserve">Figure 5.10: InfinityFree control panel showing the deployed application and imported production database  [insert screenshot]</w:t>
+      </w:r>
+    </w:p>
+    <w:p>
+      <w:pPr>
+        <w:pStyle w:val="Heading2"/>
+        <w:spacing w:before="200" w:after="120"/>
+      </w:pPr>
+      <w:r>
+        <w:rPr>
+          <w:b/>
+          <w:bCs/>
+          <w:sz w:val="26"/>
+          <w:szCs w:val="26"/>
+          <w:rFonts w:ascii="Times New Roman" w:cs="Times New Roman" w:eastAsia="Times New Roman" w:hAnsi="Times New Roman"/>
+        </w:rPr>
+        <w:t xml:space="preserve">5.7  Summary</w:t>
+      </w:r>
+    </w:p>
+    <w:p>
+      <w:pPr>
+        <w:spacing w:after="140" w:line="300"/>
+        <w:jc w:val="both"/>
+      </w:pPr>
+      <w:r>
+        <w:rPr>
+          <w:sz w:val="24"/>
+          <w:szCs w:val="24"/>
+          <w:rFonts w:ascii="Times New Roman" w:cs="Times New Roman" w:eastAsia="Times New Roman" w:hAnsi="Times New Roman"/>
+        </w:rPr>
+        <w:t xml:space="preserve">This chapter described the implementation of RentBridge, from the development environment and layered architecture to the database and each core module — authentication, property listing with maps, semester-based tenancies and Find Housemate, agent verification, multi-party e-signed contracts, commission accounting, and messaging — and its deployment to a production hosting environment. The implemented system realises the design of Chapter 4 and is validated by the testing described in Chapter 6.</w:t>
       </w:r>
     </w:p>
     <w:sectPr>

--- a/docs/report/Chapter5_Draft.docx
+++ b/docs/report/Chapter5_Draft.docx
@@ -129,7 +129,7 @@
           <w:szCs w:val="24"/>
           <w:rFonts w:ascii="Times New Roman" w:cs="Times New Roman" w:eastAsia="Times New Roman" w:hAnsi="Times New Roman"/>
         </w:rPr>
-        <w:t xml:space="preserve">Bootstrap 5 for the responsive user interface, with Leaflet and OpenStreetMap for property maps.</w:t>
+        <w:t>Bootstrap 5 for the responsive user interface, with the Google Maps JavaScript API for the interactive property-location picker and a keyless Google Maps embed for read-only map display.</w:t>
       </w:r>
     </w:p>
     <w:p>
@@ -217,19 +217,56 @@
       </w:r>
     </w:p>
     <w:p>
+      <w:r>
+        <w:drawing>
+          <wp:inline xmlns:a="http://schemas.openxmlformats.org/drawingml/2006/main" xmlns:pic="http://schemas.openxmlformats.org/drawingml/2006/picture">
+            <wp:extent cx="5029200" cy="3536156"/>
+            <wp:docPr id="13" name="Picture 13"/>
+            <wp:cNvGraphicFramePr>
+              <a:graphicFrameLocks noChangeAspect="1"/>
+            </wp:cNvGraphicFramePr>
+            <a:graphic>
+              <a:graphicData uri="http://schemas.openxmlformats.org/drawingml/2006/picture">
+                <pic:pic>
+                  <pic:nvPicPr>
+                    <pic:cNvPr id="0" name="fig5_1_folder_structure.png"/>
+                    <pic:cNvPicPr/>
+                  </pic:nvPicPr>
+                  <pic:blipFill>
+                    <a:blip r:embed="rId19"/>
+                    <a:stretch>
+                      <a:fillRect/>
+                    </a:stretch>
+                  </pic:blipFill>
+                  <pic:spPr>
+                    <a:xfrm>
+                      <a:off x="0" y="0"/>
+                      <a:ext cx="5029200" cy="3536156"/>
+                    </a:xfrm>
+                    <a:prstGeom prst="rect"/>
+                  </pic:spPr>
+                </pic:pic>
+              </a:graphicData>
+            </a:graphic>
+          </wp:inline>
+        </w:drawing>
+      </w:r>
+    </w:p>
+    <w:p>
       <w:pPr>
         <w:spacing w:before="40" w:after="160"/>
         <w:jc w:val="center"/>
       </w:pPr>
       <w:r>
         <w:rPr>
+          <w:b/>
           <w:i/>
           <w:iCs/>
           <w:sz w:val="22"/>
           <w:szCs w:val="22"/>
           <w:rFonts w:ascii="Times New Roman" w:cs="Times New Roman" w:eastAsia="Times New Roman" w:hAnsi="Times New Roman"/>
         </w:rPr>
-        <w:t xml:space="preserve">Figure 5.1: RentBridge folder / architecture overview  [insert screenshot of project structure]</w:t>
+        <w:t>Figure 5.1: RentBridge folder / architecture overview</w:t>
       </w:r>
     </w:p>
     <w:p>
@@ -502,19 +539,92 @@
       </w:r>
     </w:p>
     <w:p>
+      <w:r>
+        <w:drawing>
+          <wp:inline xmlns:a="http://schemas.openxmlformats.org/drawingml/2006/main" xmlns:pic="http://schemas.openxmlformats.org/drawingml/2006/picture">
+            <wp:extent cx="5029200" cy="5641451"/>
+            <wp:docPr id="11" name="Picture 11"/>
+            <wp:cNvGraphicFramePr>
+              <a:graphicFrameLocks noChangeAspect="1"/>
+            </wp:cNvGraphicFramePr>
+            <a:graphic>
+              <a:graphicData uri="http://schemas.openxmlformats.org/drawingml/2006/picture">
+                <pic:pic>
+                  <pic:nvPicPr>
+                    <pic:cNvPr id="0" name="fig5_2b_register.png"/>
+                    <pic:cNvPicPr/>
+                  </pic:nvPicPr>
+                  <pic:blipFill>
+                    <a:blip r:embed="rId17"/>
+                    <a:stretch>
+                      <a:fillRect/>
+                    </a:stretch>
+                  </pic:blipFill>
+                  <pic:spPr>
+                    <a:xfrm>
+                      <a:off x="0" y="0"/>
+                      <a:ext cx="5029200" cy="5641451"/>
+                    </a:xfrm>
+                    <a:prstGeom prst="rect"/>
+                  </pic:spPr>
+                </pic:pic>
+              </a:graphicData>
+            </a:graphic>
+          </wp:inline>
+        </w:drawing>
+      </w:r>
+    </w:p>
+    <w:p>
+      <w:r>
+        <w:drawing>
+          <wp:inline xmlns:a="http://schemas.openxmlformats.org/drawingml/2006/main" xmlns:pic="http://schemas.openxmlformats.org/drawingml/2006/picture">
+            <wp:extent cx="5029200" cy="3536156"/>
+            <wp:docPr id="12" name="Picture 12"/>
+            <wp:cNvGraphicFramePr>
+              <a:graphicFrameLocks noChangeAspect="1"/>
+            </wp:cNvGraphicFramePr>
+            <a:graphic>
+              <a:graphicData uri="http://schemas.openxmlformats.org/drawingml/2006/picture">
+                <pic:pic>
+                  <pic:nvPicPr>
+                    <pic:cNvPr id="0" name="fig5_2_login.png"/>
+                    <pic:cNvPicPr/>
+                  </pic:nvPicPr>
+                  <pic:blipFill>
+                    <a:blip r:embed="rId18"/>
+                    <a:stretch>
+                      <a:fillRect/>
+                    </a:stretch>
+                  </pic:blipFill>
+                  <pic:spPr>
+                    <a:xfrm>
+                      <a:off x="0" y="0"/>
+                      <a:ext cx="5029200" cy="3536156"/>
+                    </a:xfrm>
+                    <a:prstGeom prst="rect"/>
+                  </pic:spPr>
+                </pic:pic>
+              </a:graphicData>
+            </a:graphic>
+          </wp:inline>
+        </w:drawing>
+      </w:r>
+    </w:p>
+    <w:p>
       <w:pPr>
         <w:spacing w:before="40" w:after="160"/>
         <w:jc w:val="center"/>
       </w:pPr>
       <w:r>
         <w:rPr>
+          <w:b/>
           <w:i/>
           <w:iCs/>
           <w:sz w:val="22"/>
           <w:szCs w:val="22"/>
           <w:rFonts w:ascii="Times New Roman" w:cs="Times New Roman" w:eastAsia="Times New Roman" w:hAnsi="Times New Roman"/>
         </w:rPr>
-        <w:t xml:space="preserve">Figure 5.2: Login and registration screens  [insert screenshot]</w:t>
+        <w:t>Figure 5.2: Login and registration screens</w:t>
       </w:r>
     </w:p>
     <w:p>
@@ -544,7 +654,43 @@
           <w:szCs w:val="24"/>
           <w:rFonts w:ascii="Times New Roman" w:cs="Times New Roman" w:eastAsia="Times New Roman" w:hAnsi="Times New Roman"/>
         </w:rPr>
-        <w:t xml:space="preserve">Landlords create listings through a multi-step form that captures the property details, photos, ownership documents, and an exact location. The location is set with an interactive Leaflet map: the landlord clicks or drags a pin (or geocodes the typed address), and the coordinates are saved with the property. Students browse and filter listings, save favourites, and view each property on a map with a directions link.</w:t>
+        <w:t>Landlords create listings through a multi-step form that captures the property details, photos, ownership documents, and an exact location. The location is set through an interactive Google Maps pin-drop drawer: the landlord searches an address, uses their current location, or clicks the map to drop a pin, and the property's address, city, and postcode are filled in automatically by reverse geocoding the pinned coordinates (a pasted Google Maps link, or manual latitude/longitude entry, are also supported as fallbacks when no map API key is configured). Students browse and filter listings, save favourites, and view each property on a read-only map with a directions link.</w:t>
+      </w:r>
+    </w:p>
+    <w:p>
+      <w:r>
+        <w:drawing>
+          <wp:inline xmlns:a="http://schemas.openxmlformats.org/drawingml/2006/main" xmlns:pic="http://schemas.openxmlformats.org/drawingml/2006/picture">
+            <wp:extent cx="5029200" cy="3536156"/>
+            <wp:docPr id="10" name="Picture 10"/>
+            <wp:cNvGraphicFramePr>
+              <a:graphicFrameLocks noChangeAspect="1"/>
+            </wp:cNvGraphicFramePr>
+            <a:graphic>
+              <a:graphicData uri="http://schemas.openxmlformats.org/drawingml/2006/picture">
+                <pic:pic>
+                  <pic:nvPicPr>
+                    <pic:cNvPr id="0" name="fig5_3_add_property.png"/>
+                    <pic:cNvPicPr/>
+                  </pic:nvPicPr>
+                  <pic:blipFill>
+                    <a:blip r:embed="rId16"/>
+                    <a:stretch>
+                      <a:fillRect/>
+                    </a:stretch>
+                  </pic:blipFill>
+                  <pic:spPr>
+                    <a:xfrm>
+                      <a:off x="0" y="0"/>
+                      <a:ext cx="5029200" cy="3536156"/>
+                    </a:xfrm>
+                    <a:prstGeom prst="rect"/>
+                  </pic:spPr>
+                </pic:pic>
+              </a:graphicData>
+            </a:graphic>
+          </wp:inline>
+        </w:drawing>
       </w:r>
     </w:p>
     <w:p>
@@ -554,13 +700,50 @@
       </w:pPr>
       <w:r>
         <w:rPr>
+          <w:b/>
           <w:i/>
           <w:iCs/>
           <w:sz w:val="22"/>
           <w:szCs w:val="22"/>
           <w:rFonts w:ascii="Times New Roman" w:cs="Times New Roman" w:eastAsia="Times New Roman" w:hAnsi="Times New Roman"/>
         </w:rPr>
-        <w:t xml:space="preserve">Figure 5.3: Add-property form with the interactive map pin  [insert screenshot]</w:t>
+        <w:t>Figure 5.3: Add-property form with the interactive map pin</w:t>
+      </w:r>
+    </w:p>
+    <w:p>
+      <w:r>
+        <w:drawing>
+          <wp:inline xmlns:a="http://schemas.openxmlformats.org/drawingml/2006/main" xmlns:pic="http://schemas.openxmlformats.org/drawingml/2006/picture">
+            <wp:extent cx="5029200" cy="7178397"/>
+            <wp:docPr id="9" name="Picture 9"/>
+            <wp:cNvGraphicFramePr>
+              <a:graphicFrameLocks noChangeAspect="1"/>
+            </wp:cNvGraphicFramePr>
+            <a:graphic>
+              <a:graphicData uri="http://schemas.openxmlformats.org/drawingml/2006/picture">
+                <pic:pic>
+                  <pic:nvPicPr>
+                    <pic:cNvPr id="0" name="fig5_4_property_detail.png"/>
+                    <pic:cNvPicPr/>
+                  </pic:nvPicPr>
+                  <pic:blipFill>
+                    <a:blip r:embed="rId15"/>
+                    <a:stretch>
+                      <a:fillRect/>
+                    </a:stretch>
+                  </pic:blipFill>
+                  <pic:spPr>
+                    <a:xfrm>
+                      <a:off x="0" y="0"/>
+                      <a:ext cx="5029200" cy="7178397"/>
+                    </a:xfrm>
+                    <a:prstGeom prst="rect"/>
+                  </pic:spPr>
+                </pic:pic>
+              </a:graphicData>
+            </a:graphic>
+          </wp:inline>
+        </w:drawing>
       </w:r>
     </w:p>
     <w:p>
@@ -570,13 +753,14 @@
       </w:pPr>
       <w:r>
         <w:rPr>
+          <w:b/>
           <w:i/>
           <w:iCs/>
           <w:sz w:val="22"/>
           <w:szCs w:val="22"/>
           <w:rFonts w:ascii="Times New Roman" w:cs="Times New Roman" w:eastAsia="Times New Roman" w:hAnsi="Times New Roman"/>
         </w:rPr>
-        <w:t xml:space="preserve">Figure 5.4: Property detail page with location map  [insert screenshot]</w:t>
+        <w:t>Figure 5.4: Property detail page with location map</w:t>
       </w:r>
     </w:p>
     <w:p>
@@ -712,19 +896,92 @@
       </w:r>
     </w:p>
     <w:p>
+      <w:r>
+        <w:drawing>
+          <wp:inline xmlns:a="http://schemas.openxmlformats.org/drawingml/2006/main" xmlns:pic="http://schemas.openxmlformats.org/drawingml/2006/picture">
+            <wp:extent cx="5029200" cy="5033176"/>
+            <wp:docPr id="7" name="Picture 7"/>
+            <wp:cNvGraphicFramePr>
+              <a:graphicFrameLocks noChangeAspect="1"/>
+            </wp:cNvGraphicFramePr>
+            <a:graphic>
+              <a:graphicData uri="http://schemas.openxmlformats.org/drawingml/2006/picture">
+                <pic:pic>
+                  <pic:nvPicPr>
+                    <pic:cNvPr id="0" name="fig5_5c_tenant_form.png"/>
+                    <pic:cNvPicPr/>
+                  </pic:nvPicPr>
+                  <pic:blipFill>
+                    <a:blip r:embed="rId13"/>
+                    <a:stretch>
+                      <a:fillRect/>
+                    </a:stretch>
+                  </pic:blipFill>
+                  <pic:spPr>
+                    <a:xfrm>
+                      <a:off x="0" y="0"/>
+                      <a:ext cx="5029200" cy="5033176"/>
+                    </a:xfrm>
+                    <a:prstGeom prst="rect"/>
+                  </pic:spPr>
+                </pic:pic>
+              </a:graphicData>
+            </a:graphic>
+          </wp:inline>
+        </w:drawing>
+      </w:r>
+    </w:p>
+    <w:p>
+      <w:r>
+        <w:drawing>
+          <wp:inline xmlns:a="http://schemas.openxmlformats.org/drawingml/2006/main" xmlns:pic="http://schemas.openxmlformats.org/drawingml/2006/picture">
+            <wp:extent cx="5029200" cy="3536156"/>
+            <wp:docPr id="8" name="Picture 8"/>
+            <wp:cNvGraphicFramePr>
+              <a:graphicFrameLocks noChangeAspect="1"/>
+            </wp:cNvGraphicFramePr>
+            <a:graphic>
+              <a:graphicData uri="http://schemas.openxmlformats.org/drawingml/2006/picture">
+                <pic:pic>
+                  <pic:nvPicPr>
+                    <pic:cNvPr id="0" name="fig5_5_find_housemates.png"/>
+                    <pic:cNvPicPr/>
+                  </pic:nvPicPr>
+                  <pic:blipFill>
+                    <a:blip r:embed="rId14"/>
+                    <a:stretch>
+                      <a:fillRect/>
+                    </a:stretch>
+                  </pic:blipFill>
+                  <pic:spPr>
+                    <a:xfrm>
+                      <a:off x="0" y="0"/>
+                      <a:ext cx="5029200" cy="3536156"/>
+                    </a:xfrm>
+                    <a:prstGeom prst="rect"/>
+                  </pic:spPr>
+                </pic:pic>
+              </a:graphicData>
+            </a:graphic>
+          </wp:inline>
+        </w:drawing>
+      </w:r>
+    </w:p>
+    <w:p>
       <w:pPr>
         <w:spacing w:before="40" w:after="160"/>
         <w:jc w:val="center"/>
       </w:pPr>
       <w:r>
         <w:rPr>
+          <w:b/>
           <w:i/>
           <w:iCs/>
           <w:sz w:val="22"/>
           <w:szCs w:val="22"/>
           <w:rFonts w:ascii="Times New Roman" w:cs="Times New Roman" w:eastAsia="Times New Roman" w:hAnsi="Times New Roman"/>
         </w:rPr>
-        <w:t xml:space="preserve">Figure 5.5: Tenancy request and Find Housemate screens  [insert screenshot]</w:t>
+        <w:t>Figure 5.5: Tenancy request and Find Housemate screens</w:t>
       </w:r>
     </w:p>
     <w:p>
@@ -758,19 +1015,92 @@
       </w:r>
     </w:p>
     <w:p>
+      <w:r>
+        <w:drawing>
+          <wp:inline xmlns:a="http://schemas.openxmlformats.org/drawingml/2006/main" xmlns:pic="http://schemas.openxmlformats.org/drawingml/2006/picture">
+            <wp:extent cx="5029200" cy="4142630"/>
+            <wp:docPr id="5" name="Picture 5"/>
+            <wp:cNvGraphicFramePr>
+              <a:graphicFrameLocks noChangeAspect="1"/>
+            </wp:cNvGraphicFramePr>
+            <a:graphic>
+              <a:graphicData uri="http://schemas.openxmlformats.org/drawingml/2006/picture">
+                <pic:pic>
+                  <pic:nvPicPr>
+                    <pic:cNvPr id="0" name="fig5_6_agent_inspection.png"/>
+                    <pic:cNvPicPr/>
+                  </pic:nvPicPr>
+                  <pic:blipFill>
+                    <a:blip r:embed="rId11"/>
+                    <a:stretch>
+                      <a:fillRect/>
+                    </a:stretch>
+                  </pic:blipFill>
+                  <pic:spPr>
+                    <a:xfrm>
+                      <a:off x="0" y="0"/>
+                      <a:ext cx="5029200" cy="4142630"/>
+                    </a:xfrm>
+                    <a:prstGeom prst="rect"/>
+                  </pic:spPr>
+                </pic:pic>
+              </a:graphicData>
+            </a:graphic>
+          </wp:inline>
+        </w:drawing>
+      </w:r>
+    </w:p>
+    <w:p>
+      <w:r>
+        <w:drawing>
+          <wp:inline xmlns:a="http://schemas.openxmlformats.org/drawingml/2006/main" xmlns:pic="http://schemas.openxmlformats.org/drawingml/2006/picture">
+            <wp:extent cx="5029200" cy="5907819"/>
+            <wp:docPr id="6" name="Picture 6"/>
+            <wp:cNvGraphicFramePr>
+              <a:graphicFrameLocks noChangeAspect="1"/>
+            </wp:cNvGraphicFramePr>
+            <a:graphic>
+              <a:graphicData uri="http://schemas.openxmlformats.org/drawingml/2006/picture">
+                <pic:pic>
+                  <pic:nvPicPr>
+                    <pic:cNvPr id="0" name="fig5_6b_status_progress.png"/>
+                    <pic:cNvPicPr/>
+                  </pic:nvPicPr>
+                  <pic:blipFill>
+                    <a:blip r:embed="rId12"/>
+                    <a:stretch>
+                      <a:fillRect/>
+                    </a:stretch>
+                  </pic:blipFill>
+                  <pic:spPr>
+                    <a:xfrm>
+                      <a:off x="0" y="0"/>
+                      <a:ext cx="5029200" cy="5907819"/>
+                    </a:xfrm>
+                    <a:prstGeom prst="rect"/>
+                  </pic:spPr>
+                </pic:pic>
+              </a:graphicData>
+            </a:graphic>
+          </wp:inline>
+        </w:drawing>
+      </w:r>
+    </w:p>
+    <w:p>
       <w:pPr>
         <w:spacing w:before="40" w:after="160"/>
         <w:jc w:val="center"/>
       </w:pPr>
       <w:r>
         <w:rPr>
+          <w:b/>
           <w:i/>
           <w:iCs/>
           <w:sz w:val="22"/>
           <w:szCs w:val="22"/>
           <w:rFonts w:ascii="Times New Roman" w:cs="Times New Roman" w:eastAsia="Times New Roman" w:hAnsi="Times New Roman"/>
         </w:rPr>
-        <w:t xml:space="preserve">Figure 5.6: Agent inspection screen and the property status progress bar  [insert screenshot]</w:t>
+        <w:t>Figure 5.6: Agent inspection screen and the property status progress bar</w:t>
       </w:r>
     </w:p>
     <w:p>
@@ -892,19 +1222,56 @@
       </w:tr>
     </w:tbl>
     <w:p>
+      <w:r>
+        <w:drawing>
+          <wp:inline xmlns:a="http://schemas.openxmlformats.org/drawingml/2006/main" xmlns:pic="http://schemas.openxmlformats.org/drawingml/2006/picture">
+            <wp:extent cx="5029200" cy="4003482"/>
+            <wp:docPr id="4" name="Picture 4"/>
+            <wp:cNvGraphicFramePr>
+              <a:graphicFrameLocks noChangeAspect="1"/>
+            </wp:cNvGraphicFramePr>
+            <a:graphic>
+              <a:graphicData uri="http://schemas.openxmlformats.org/drawingml/2006/picture">
+                <pic:pic>
+                  <pic:nvPicPr>
+                    <pic:cNvPr id="0" name="fig5_7_contract_sign.png"/>
+                    <pic:cNvPicPr/>
+                  </pic:nvPicPr>
+                  <pic:blipFill>
+                    <a:blip r:embed="rId10"/>
+                    <a:stretch>
+                      <a:fillRect/>
+                    </a:stretch>
+                  </pic:blipFill>
+                  <pic:spPr>
+                    <a:xfrm>
+                      <a:off x="0" y="0"/>
+                      <a:ext cx="5029200" cy="4003482"/>
+                    </a:xfrm>
+                    <a:prstGeom prst="rect"/>
+                  </pic:spPr>
+                </pic:pic>
+              </a:graphicData>
+            </a:graphic>
+          </wp:inline>
+        </w:drawing>
+      </w:r>
+    </w:p>
+    <w:p>
       <w:pPr>
         <w:spacing w:before="40" w:after="160"/>
         <w:jc w:val="center"/>
       </w:pPr>
       <w:r>
         <w:rPr>
+          <w:b/>
           <w:i/>
           <w:iCs/>
           <w:sz w:val="22"/>
           <w:szCs w:val="22"/>
           <w:rFonts w:ascii="Times New Roman" w:cs="Times New Roman" w:eastAsia="Times New Roman" w:hAnsi="Times New Roman"/>
         </w:rPr>
-        <w:t xml:space="preserve">Figure 5.7: Contract signing screen and the signed agreement PDF  [insert screenshot]</w:t>
+        <w:t>Figure 5.7: Contract signing screen and the signed agreement PDF</w:t>
       </w:r>
     </w:p>
     <w:p>
@@ -1043,19 +1410,92 @@
       </w:r>
     </w:p>
     <w:p>
+      <w:r>
+        <w:drawing>
+          <wp:inline xmlns:a="http://schemas.openxmlformats.org/drawingml/2006/main" xmlns:pic="http://schemas.openxmlformats.org/drawingml/2006/picture">
+            <wp:extent cx="5029200" cy="3536156"/>
+            <wp:docPr id="2" name="Picture 2"/>
+            <wp:cNvGraphicFramePr>
+              <a:graphicFrameLocks noChangeAspect="1"/>
+            </wp:cNvGraphicFramePr>
+            <a:graphic>
+              <a:graphicData uri="http://schemas.openxmlformats.org/drawingml/2006/picture">
+                <pic:pic>
+                  <pic:nvPicPr>
+                    <pic:cNvPr id="0" name="fig5_8b_notifications.png"/>
+                    <pic:cNvPicPr/>
+                  </pic:nvPicPr>
+                  <pic:blipFill>
+                    <a:blip r:embed="rId8"/>
+                    <a:stretch>
+                      <a:fillRect/>
+                    </a:stretch>
+                  </pic:blipFill>
+                  <pic:spPr>
+                    <a:xfrm>
+                      <a:off x="0" y="0"/>
+                      <a:ext cx="5029200" cy="3536156"/>
+                    </a:xfrm>
+                    <a:prstGeom prst="rect"/>
+                  </pic:spPr>
+                </pic:pic>
+              </a:graphicData>
+            </a:graphic>
+          </wp:inline>
+        </w:drawing>
+      </w:r>
+    </w:p>
+    <w:p>
+      <w:r>
+        <w:drawing>
+          <wp:inline xmlns:a="http://schemas.openxmlformats.org/drawingml/2006/main" xmlns:pic="http://schemas.openxmlformats.org/drawingml/2006/picture">
+            <wp:extent cx="5029200" cy="3536156"/>
+            <wp:docPr id="3" name="Picture 3"/>
+            <wp:cNvGraphicFramePr>
+              <a:graphicFrameLocks noChangeAspect="1"/>
+            </wp:cNvGraphicFramePr>
+            <a:graphic>
+              <a:graphicData uri="http://schemas.openxmlformats.org/drawingml/2006/picture">
+                <pic:pic>
+                  <pic:nvPicPr>
+                    <pic:cNvPr id="0" name="fig5_8_chat.png"/>
+                    <pic:cNvPicPr/>
+                  </pic:nvPicPr>
+                  <pic:blipFill>
+                    <a:blip r:embed="rId9"/>
+                    <a:stretch>
+                      <a:fillRect/>
+                    </a:stretch>
+                  </pic:blipFill>
+                  <pic:spPr>
+                    <a:xfrm>
+                      <a:off x="0" y="0"/>
+                      <a:ext cx="5029200" cy="3536156"/>
+                    </a:xfrm>
+                    <a:prstGeom prst="rect"/>
+                  </pic:spPr>
+                </pic:pic>
+              </a:graphicData>
+            </a:graphic>
+          </wp:inline>
+        </w:drawing>
+      </w:r>
+    </w:p>
+    <w:p>
       <w:pPr>
         <w:spacing w:before="40" w:after="160"/>
         <w:jc w:val="center"/>
       </w:pPr>
       <w:r>
         <w:rPr>
+          <w:b/>
           <w:i/>
           <w:iCs/>
           <w:sz w:val="22"/>
           <w:szCs w:val="22"/>
           <w:rFonts w:ascii="Times New Roman" w:cs="Times New Roman" w:eastAsia="Times New Roman" w:hAnsi="Times New Roman"/>
         </w:rPr>
-        <w:t xml:space="preserve">Figure 5.8: Chat and notifications  [insert screenshot]</w:t>
+        <w:t>Figure 5.8: Chat and notifications</w:t>
       </w:r>
     </w:p>
     <w:p>
@@ -1089,19 +1529,56 @@
       </w:r>
     </w:p>
     <w:p>
+      <w:r>
+        <w:drawing>
+          <wp:inline xmlns:a="http://schemas.openxmlformats.org/drawingml/2006/main" xmlns:pic="http://schemas.openxmlformats.org/drawingml/2006/picture">
+            <wp:extent cx="5029200" cy="3536156"/>
+            <wp:docPr id="1" name="Picture 1"/>
+            <wp:cNvGraphicFramePr>
+              <a:graphicFrameLocks noChangeAspect="1"/>
+            </wp:cNvGraphicFramePr>
+            <a:graphic>
+              <a:graphicData uri="http://schemas.openxmlformats.org/drawingml/2006/picture">
+                <pic:pic>
+                  <pic:nvPicPr>
+                    <pic:cNvPr id="0" name="fig5_9_calendar_importer.png"/>
+                    <pic:cNvPicPr/>
+                  </pic:nvPicPr>
+                  <pic:blipFill>
+                    <a:blip r:embed="rId7"/>
+                    <a:stretch>
+                      <a:fillRect/>
+                    </a:stretch>
+                  </pic:blipFill>
+                  <pic:spPr>
+                    <a:xfrm>
+                      <a:off x="0" y="0"/>
+                      <a:ext cx="5029200" cy="3536156"/>
+                    </a:xfrm>
+                    <a:prstGeom prst="rect"/>
+                  </pic:spPr>
+                </pic:pic>
+              </a:graphicData>
+            </a:graphic>
+          </wp:inline>
+        </w:drawing>
+      </w:r>
+    </w:p>
+    <w:p>
       <w:pPr>
         <w:spacing w:before="40" w:after="160"/>
         <w:jc w:val="center"/>
       </w:pPr>
       <w:r>
         <w:rPr>
+          <w:b/>
           <w:i/>
           <w:iCs/>
           <w:sz w:val="22"/>
           <w:szCs w:val="22"/>
           <w:rFonts w:ascii="Times New Roman" w:cs="Times New Roman" w:eastAsia="Times New Roman" w:hAnsi="Times New Roman"/>
         </w:rPr>
-        <w:t xml:space="preserve">Figure 5.9: Academic-calendar importer (upload, extract, confirm)  [insert screenshot]</w:t>
+        <w:t>Figure 5.9: Academic-calendar importer (upload, extract, confirm)</w:t>
       </w:r>
     </w:p>
     <w:p>
@@ -1127,11 +1604,10 @@
       </w:pPr>
       <w:r>
         <w:rPr>
-          <w:sz w:val="24"/>
-          <w:szCs w:val="24"/>
-          <w:rFonts w:ascii="Times New Roman" w:cs="Times New Roman" w:eastAsia="Times New Roman" w:hAnsi="Times New Roman"/>
-        </w:rPr>
-        <w:t xml:space="preserve">To validate the system beyond the local development environment, RentBridge was deployed to InfinityFree, a free shared-hosting provider offering PHP 8.1 and MariaDB, with Brevo used as the production transactional email relay in place of the Mailtrap sandbox used during development. Preparing for this deployment surfaced several issues that only appear once the system leaves a fully-trusted local environment, described below.</w:t>
+          <w:rFonts w:ascii="Times New Roman" w:hAnsi="Times New Roman"/>
+          <w:sz w:val="24"/>
+        </w:rPr>
+        <w:t>To validate the system beyond the local development environment, RentBridge was deployed to Render, a container-based hosting platform that runs the application inside a Docker image with Apache and PHP 8.2, with the production database hosted as a managed MySQL instance on Aiven. Preparing for and operating this deployment surfaced several issues that only appear once the system leaves a fully-trusted local environment, described below.</w:t>
       </w:r>
     </w:p>
     <w:p>
@@ -1141,11 +1617,10 @@
       </w:pPr>
       <w:r>
         <w:rPr>
-          <w:sz w:val="24"/>
-          <w:szCs w:val="24"/>
-          <w:rFonts w:ascii="Times New Roman" w:cs="Times New Roman" w:eastAsia="Times New Roman" w:hAnsi="Times New Roman"/>
-        </w:rPr>
-        <w:t xml:space="preserve">A review of the deployment configuration found that includes/mail_config.php had live SMTP credentials committed directly to the project's public GitHub repository. This file was refactored to the same pattern already used for the Google Maps and OpenAI API keys: configuration values are read from environment variables first, with a git-ignored local file as an optional fallback for development, so no credential needs to be committed again. The database-connection error handler was also changed to log the underlying error server-side rather than display it in the browser, and a leftover debug flag that force-enabled PHP error display regardless of the production configuration was removed.</w:t>
+          <w:rFonts w:ascii="Times New Roman" w:hAnsi="Times New Roman"/>
+          <w:sz w:val="24"/>
+        </w:rPr>
+        <w:t>A review of the deployment configuration found that includes/mail_config.php had live SMTP credentials committed directly to the project's public GitHub repository. This file was refactored to the same environment-variable-first pattern already used for the Google Maps and OpenAI API keys, with a git-ignored local file as an optional fallback for development, so no credential needs to be committed again. The database-connection error handler was also changed to log the underlying error server-side rather than display it in the browser, and a leftover debug flag that force-enabled PHP error display regardless of the production configuration was removed.</w:t>
       </w:r>
     </w:p>
     <w:p>
@@ -1155,11 +1630,10 @@
       </w:pPr>
       <w:r>
         <w:rPr>
-          <w:sz w:val="24"/>
-          <w:szCs w:val="24"/>
-          <w:rFonts w:ascii="Times New Roman" w:cs="Times New Roman" w:eastAsia="Times New Roman" w:hAnsi="Times New Roman"/>
-        </w:rPr>
-        <w:t xml:space="preserve">Before deployment, all sixteen incremental SQL migration files were audited against the development database to confirm they had been correctly applied; one migration that had shipped in application code but was never executed against the database was identified and applied. Moving to free shared hosting then surfaced host-specific constraints not present in the local XAMPP environment:</w:t>
+          <w:rFonts w:ascii="Times New Roman" w:hAnsi="Times New Roman"/>
+          <w:sz w:val="24"/>
+        </w:rPr>
+        <w:t>Before deployment, all incremental SQL migration files were audited against the development database to confirm they had been correctly applied; any migration found pending was applied at that time.</w:t>
       </w:r>
     </w:p>
     <w:p>
@@ -1173,11 +1647,10 @@
       </w:pPr>
       <w:r>
         <w:rPr>
-          <w:sz w:val="24"/>
-          <w:szCs w:val="24"/>
-          <w:rFonts w:ascii="Times New Roman" w:cs="Times New Roman" w:eastAsia="Times New Roman" w:hAnsi="Times New Roman"/>
-        </w:rPr>
-        <w:t xml:space="preserve">The hosting provider's database user was not granted the TRIGGER privilege, which the audit-log triggers depend on. Trigger-based audit logging was left inactive on this host, since no part of the application reads from the audit log, only writes to it.</w:t>
+          <w:rFonts w:ascii="Times New Roman" w:hAnsi="Times New Roman"/>
+          <w:sz w:val="24"/>
+        </w:rPr>
+        <w:t>Render's container filesystem is ephemeral: any file written to the uploads/ folder, property photos, generated and signed tenancy-agreement PDFs, e-signature images, and ownership documents, is discarded on every restart or redeploy, unlike the persistent disk assumed during local development.</w:t>
       </w:r>
     </w:p>
     <w:p>
@@ -1191,11 +1664,10 @@
       </w:pPr>
       <w:r>
         <w:rPr>
-          <w:sz w:val="24"/>
-          <w:szCs w:val="24"/>
-          <w:rFonts w:ascii="Times New Roman" w:cs="Times New Roman" w:eastAsia="Times New Roman" w:hAnsi="Times New Roman"/>
-        </w:rPr>
-        <w:t xml:space="preserve">The database user was also not granted the CREATE PROCEDURE privilege, which the cascade-to-RESTRICT foreign-key migration depended on. That migration was rewritten to use session-variable and PREPARE/EXECUTE dynamic SQL instead of a stored procedure, achieving the same result without the restricted privilege.</w:t>
+          <w:rFonts w:ascii="Times New Roman" w:hAnsi="Times New Roman"/>
+          <w:sz w:val="24"/>
+        </w:rPr>
+        <w:t>This was addressed by introducing an object-storage abstraction (includes/storage.php) backed by Cloudflare R2, an S3-compatible object store, accessed through the official AWS SDK for PHP. Every upload, read, and delete operation in the codebase was routed through this abstraction instead of the local filesystem, with an automatic fallback to local disk when no object-storage credentials are configured, so local development required no change.</w:t>
       </w:r>
     </w:p>
     <w:p>
@@ -1209,11 +1681,22 @@
       </w:pPr>
       <w:r>
         <w:rPr>
-          <w:sz w:val="24"/>
-          <w:szCs w:val="24"/>
-          <w:rFonts w:ascii="Times New Roman" w:cs="Times New Roman" w:eastAsia="Times New Roman" w:hAnsi="Times New Roman"/>
-        </w:rPr>
-        <w:t xml:space="preserve">A byte-order-mark character left at the start of three SQL dump files by a Windows-based export tool caused the hosting provider's phpMyAdmin import to fail with a syntax error; the byte-order marks were identified and removed.</w:t>
+          <w:rFonts w:ascii="Times New Roman" w:hAnsi="Times New Roman"/>
+          <w:sz w:val="24"/>
+        </w:rPr>
+        <w:t>Public assets (property photos, avatars, and inspection photos) are served by redirecting their upload folders to the bucket's public URL whenever the requested file is not present locally, using an Apache rewrite condition on the request filename. This meant none of the roughly seventeen templates that display these images needed to change. Private assets (contracts, e-signatures, and ownership documents) continued to be served only through their existing authorization-checked PHP endpoints, whose internals were updated to stream each file's bytes from the object store instead of the local disk.</w:t>
+      </w:r>
+    </w:p>
+    <w:p>
+      <w:pPr>
+        <w:pStyle w:val="ListParagraph"/>
+        <w:numPr>
+          <w:ilvl w:val="0"/>
+          <w:numId w:val="1"/>
+        </w:numPr>
+      </w:pPr>
+      <w:r>
+        <w:t>The new configuration file for object storage was initially excluded from version control by following the pattern used for other files that hold locally-pasted development credentials. Because that file is required unconditionally by the storage abstraction, its absence from the deployed repository caused every page that renders a user's avatar to fail in production; the file was corrected to hold no credentials of its own, real values are supplied through the hosting platform's environment variables, and committed normally.</w:t>
       </w:r>
     </w:p>
     <w:p>
@@ -1223,11 +1706,15 @@
       </w:pPr>
       <w:r>
         <w:rPr>
-          <w:sz w:val="24"/>
-          <w:szCs w:val="24"/>
-          <w:rFonts w:ascii="Times New Roman" w:cs="Times New Roman" w:eastAsia="Times New Roman" w:hAnsi="Times New Roman"/>
-        </w:rPr>
-        <w:t xml:space="preserve">Before the production database was migrated, the full automated test suite was re-run to confirm no regression: all thirteen PHPUnit backend tests and all thirty-nine Playwright end-to-end tests passed, with one pre-existing test skipped for an environment-dependent condition unrelated to this work. This process also diagnosed and corrected a genuine gap in the end-to-end test for the multi-party contract-signing flow, where the test had not driven the landlord's signature and so never observed the tenancy reach its fully active state before checking that late co-tenant addition was correctly blocked.</w:t>
+          <w:rFonts w:ascii="Times New Roman" w:hAnsi="Times New Roman"/>
+          <w:sz w:val="24"/>
+        </w:rPr>
+        <w:t>Before the production database was migrated, the full automated test suite was re-run to confirm no regression: all thirteen PHPUnit backend tests and all thirty-nine Playwright end-to-end tests passed, with one pre-existing test skipped for an environment-dependent condition unrelated to this work. This process also diagnosed and corrected a genuine gap in the end-to-end test for the multi-party contract-signing flow, where the test had not driven the landlord's signature and so never observed the tenancy reach its fully active state before checking that late co-tenant addition was correctly blocked.</w:t>
+      </w:r>
+    </w:p>
+    <w:p>
+      <w:r>
+        <w:t>An operational incident during this phase illustrated a further reliability consideration of the chosen hosting: the production database became fully unreachable for approximately one hour and forty-one minutes after Aiven migrated it to a new underlying server instance, confirmed from the database's own service log by a change in the reported server instance name. This is expected behaviour for a single-node database plan, which has no standby to fail over to during maintenance, rather than a defect in the application. Two improvements followed from this: the database-connection failure handler was changed to return an HTTP 503 Service Unavailable status instead of the default 200 OK, so that uptime-monitoring tools can correctly detect an outage instead of seeing an apparently normal response; and a free external monitor was configured to check the live site every five minutes and alert by email.</w:t>
       </w:r>
     </w:p>
     <w:p>
@@ -1237,13 +1724,12 @@
       </w:pPr>
       <w:r>
         <w:rPr>
+          <w:rFonts w:ascii="Times New Roman" w:hAnsi="Times New Roman"/>
+          <w:b/>
           <w:i/>
-          <w:iCs/>
           <w:sz w:val="22"/>
-          <w:szCs w:val="22"/>
-          <w:rFonts w:ascii="Times New Roman" w:cs="Times New Roman" w:eastAsia="Times New Roman" w:hAnsi="Times New Roman"/>
-        </w:rPr>
-        <w:t xml:space="preserve">Figure 5.10: InfinityFree control panel showing the deployed application and imported production database  [insert screenshot]</w:t>
+        </w:rPr>
+        <w:t>Figure 5.10: Render service dashboard showing the deployed application and its Aiven database connection  [insert screenshot]</w:t>
       </w:r>
     </w:p>
     <w:p>
